--- a/examples/habs_round1_2026/game7_postgame_2026-05-03_FR.docx
+++ b/examples/habs_round1_2026/game7_postgame_2026-05-03_FR.docx
@@ -8120,7 +8120,7 @@
           <w:sz w:val="20"/>
           <w:szCs w:val="20"/>
         </w:rPr>
-        <w:t xml:space="preserve"> Dobeš ou Montembeault? Dobeš a éliminé Tampa avec ce qu'on a vu, mais St-Louis pourrait reposer le rookie pour le M1 de la série suivante. À surveiller au matinal de mardi.</w:t>
+        <w:t xml:space="preserve"> Dobeš est le partant : il a éliminé Tampa avec ce qu'on a vu, et la rotation Dobeš-Fowler est claire depuis mars. La vraie question est plutôt physique — après 7 matchs serrés et un .966 qui a sapé toutes les réserves, est-ce que St-Louis lui donne le repos d'un demi-match? À surveiller au matinal de mardi.</w:t>
       </w:r>
     </w:p>
     <w:p>
@@ -8427,7 +8427,7 @@
         </w:rPr>
         <w:t xml:space="preserve">• </w:t>
       </w:r>
-      <w:hyperlink w:history="1" r:id="rId8d1iz0xyegipduj5b_qzg">
+      <w:hyperlink w:history="1" r:id="rIdbkbzjotd0c8x8evsy-1rt">
         <w:r>
           <w:rPr>
             <w:rStyle w:val="Hyperlink"/>
@@ -8452,7 +8452,7 @@
         </w:rPr>
         <w:t xml:space="preserve">• </w:t>
       </w:r>
-      <w:hyperlink w:history="1" r:id="rIdsfkcabltuzptsj41syk0p">
+      <w:hyperlink w:history="1" r:id="rIdqfa1anu5feocv-p1tnu2s">
         <w:r>
           <w:rPr>
             <w:rStyle w:val="Hyperlink"/>
@@ -8477,7 +8477,7 @@
         </w:rPr>
         <w:t xml:space="preserve">• </w:t>
       </w:r>
-      <w:hyperlink w:history="1" r:id="rIdwhlzup6ad74xt5n3pos8e">
+      <w:hyperlink w:history="1" r:id="rIdctwjgxyj8lun4lzyfj6gu">
         <w:r>
           <w:rPr>
             <w:rStyle w:val="Hyperlink"/>
@@ -8502,7 +8502,7 @@
         </w:rPr>
         <w:t xml:space="preserve">• </w:t>
       </w:r>
-      <w:hyperlink w:history="1" r:id="rIdqtkrurzmplpvhrjmta__x">
+      <w:hyperlink w:history="1" r:id="rId6ihlct_akzhbfdl_ky8ub">
         <w:r>
           <w:rPr>
             <w:rStyle w:val="Hyperlink"/>
@@ -8527,7 +8527,7 @@
         </w:rPr>
         <w:t xml:space="preserve">• </w:t>
       </w:r>
-      <w:hyperlink w:history="1" r:id="rIdbdybvwzwsorp02pr8x0sl">
+      <w:hyperlink w:history="1" r:id="rId9rfuumkfco7kzuhcosloo">
         <w:r>
           <w:rPr>
             <w:rStyle w:val="Hyperlink"/>
@@ -8552,7 +8552,7 @@
         </w:rPr>
         <w:t xml:space="preserve">• </w:t>
       </w:r>
-      <w:hyperlink w:history="1" r:id="rId-llfblrhvlj7vyjvwwco5">
+      <w:hyperlink w:history="1" r:id="rIdqbzw6ysp_jxuttdp_f0dk">
         <w:r>
           <w:rPr>
             <w:rStyle w:val="Hyperlink"/>
